--- a/certificate_result_김이남.docx
+++ b/certificate_result_김이남.docx
@@ -165,7 +165,7 @@
           <w:rFonts w:ascii="나눔고딕" w:hAnsi="나눔고딕" w:eastAsia="나눔고딕"/>
           <w:sz w:val="40"/>
         </w:rPr>
-        <w:t xml:space="preserve"> 성   명: 김이남</w:t>
+        <w:t xml:space="preserve"> 성　　명: 김이남</w:t>
         <w:br/>
       </w:r>
       <w:r>
